--- a/DIW/UT5/Ejercicios/Actividad de Aprendizaje 2/AA_02_PabloGonzálezGarcía.docx
+++ b/DIW/UT5/Ejercicios/Actividad de Aprendizaje 2/AA_02_PabloGonzálezGarcía.docx
@@ -45,13 +45,7 @@
         <w:t xml:space="preserve"> TAREA 1 – Análisis heurístico de usabilidad del sitio web YouTube</w:t>
       </w:r>
     </w:p>
-    <w:p>
-      <w:r>
-        <w:pict w14:anchorId="57009004">
-          <v:rect id="_x0000_i1085" style="width:0;height:1.5pt" o:hralign="center" o:hrstd="t" o:hr="t" fillcolor="#a0a0a0" stroked="f"/>
-        </w:pict>
-      </w:r>
-    </w:p>
+    <w:p/>
     <w:p>
       <w:pPr>
         <w:rPr>
@@ -160,13 +154,7 @@
         <w:t>Reducir el menú para usuarios no registrados o incluir modo “simplificado”.</w:t>
       </w:r>
     </w:p>
-    <w:p>
-      <w:r>
-        <w:pict w14:anchorId="4BA1DB92">
-          <v:rect id="_x0000_i1086" style="width:0;height:1.5pt" o:hralign="center" o:hrstd="t" o:hr="t" fillcolor="#a0a0a0" stroked="f"/>
-        </w:pict>
-      </w:r>
-    </w:p>
+    <w:p/>
     <w:p>
       <w:pPr>
         <w:rPr>
@@ -264,13 +252,7 @@
         <w:t>Permitir desactivar Shorts desde el menú lateral sin ajustes avanzados.</w:t>
       </w:r>
     </w:p>
-    <w:p>
-      <w:r>
-        <w:pict w14:anchorId="1B713C05">
-          <v:rect id="_x0000_i1087" style="width:0;height:1.5pt" o:hralign="center" o:hrstd="t" o:hr="t" fillcolor="#a0a0a0" stroked="f"/>
-        </w:pict>
-      </w:r>
-    </w:p>
+    <w:p/>
     <w:p>
       <w:pPr>
         <w:rPr>
@@ -363,24 +345,10 @@
         </w:numPr>
       </w:pPr>
       <w:r>
-        <w:t xml:space="preserve">Mostrar el título completo al pasar el </w:t>
-      </w:r>
-      <w:proofErr w:type="gramStart"/>
-      <w:r>
-        <w:t>mouse</w:t>
-      </w:r>
-      <w:proofErr w:type="gramEnd"/>
-      <w:r>
-        <w:t>.</w:t>
-      </w:r>
-    </w:p>
-    <w:p>
-      <w:r>
-        <w:pict w14:anchorId="62184655">
-          <v:rect id="_x0000_i1088" style="width:0;height:1.5pt" o:hralign="center" o:hrstd="t" o:hr="t" fillcolor="#a0a0a0" stroked="f"/>
-        </w:pict>
-      </w:r>
-    </w:p>
+        <w:t>Mostrar el título completo al pasar el mouse.</w:t>
+      </w:r>
+    </w:p>
+    <w:p/>
     <w:p>
       <w:pPr>
         <w:rPr>
@@ -486,13 +454,7 @@
         <w:t>Mensajes de estado que indiquen degradación de calidad o problemas de conexión.</w:t>
       </w:r>
     </w:p>
-    <w:p>
-      <w:r>
-        <w:pict w14:anchorId="584F25C3">
-          <v:rect id="_x0000_i1089" style="width:0;height:1.5pt" o:hralign="center" o:hrstd="t" o:hr="t" fillcolor="#a0a0a0" stroked="f"/>
-        </w:pict>
-      </w:r>
-    </w:p>
+    <w:p/>
     <w:p>
       <w:pPr>
         <w:rPr>
@@ -595,14 +557,7 @@
         <w:t xml:space="preserve"> (no oculto en menús).</w:t>
       </w:r>
     </w:p>
-    <w:p>
-      <w:r>
-        <w:lastRenderedPageBreak/>
-        <w:pict w14:anchorId="6F687F7B">
-          <v:rect id="_x0000_i1090" style="width:0;height:1.5pt" o:hralign="center" o:hrstd="t" o:hr="t" fillcolor="#a0a0a0" stroked="f"/>
-        </w:pict>
-      </w:r>
-    </w:p>
+    <w:p/>
     <w:p>
       <w:pPr>
         <w:rPr>
@@ -689,13 +644,7 @@
         <w:t>Unificar iconos y botones entre Shorts y vídeos normales.</w:t>
       </w:r>
     </w:p>
-    <w:p>
-      <w:r>
-        <w:pict w14:anchorId="16EF8321">
-          <v:rect id="_x0000_i1091" style="width:0;height:1.5pt" o:hralign="center" o:hrstd="t" o:hr="t" fillcolor="#a0a0a0" stroked="f"/>
-        </w:pict>
-      </w:r>
-    </w:p>
+    <w:p/>
     <w:p>
       <w:pPr>
         <w:rPr>
@@ -782,13 +731,7 @@
         <w:t>Panel de ajustes visibles en una ventana lateral.</w:t>
       </w:r>
     </w:p>
-    <w:p>
-      <w:r>
-        <w:pict w14:anchorId="7D863CC3">
-          <v:rect id="_x0000_i1092" style="width:0;height:1.5pt" o:hralign="center" o:hrstd="t" o:hr="t" fillcolor="#a0a0a0" stroked="f"/>
-        </w:pict>
-      </w:r>
-    </w:p>
+    <w:p/>
     <w:p>
       <w:pPr>
         <w:rPr>
@@ -883,13 +826,7 @@
         <w:t>Posibilidad de compactar recomendaciones.</w:t>
       </w:r>
     </w:p>
-    <w:p>
-      <w:r>
-        <w:pict w14:anchorId="21D5F263">
-          <v:rect id="_x0000_i1093" style="width:0;height:1.5pt" o:hralign="center" o:hrstd="t" o:hr="t" fillcolor="#a0a0a0" stroked="f"/>
-        </w:pict>
-      </w:r>
-    </w:p>
+    <w:p/>
     <w:p>
       <w:pPr>
         <w:rPr>
@@ -957,13 +894,7 @@
         <w:t>Confirmación al eliminar historial.</w:t>
       </w:r>
     </w:p>
-    <w:p>
-      <w:r>
-        <w:pict w14:anchorId="27C08906">
-          <v:rect id="_x0000_i1094" style="width:0;height:1.5pt" o:hralign="center" o:hrstd="t" o:hr="t" fillcolor="#a0a0a0" stroked="f"/>
-        </w:pict>
-      </w:r>
-    </w:p>
+    <w:p/>
     <w:p>
       <w:pPr>
         <w:rPr>
@@ -1063,13 +994,7 @@
         <w:t xml:space="preserve"> TAREA 2 – Análisis de usabilidad del CVN (cvn.fecyt.es) usando SOLO teclado</w:t>
       </w:r>
     </w:p>
-    <w:p>
-      <w:r>
-        <w:pict w14:anchorId="27AEF300">
-          <v:rect id="_x0000_i1141" style="width:0;height:1.5pt" o:hralign="center" o:hrstd="t" o:hr="t" fillcolor="#a0a0a0" stroked="f"/>
-        </w:pict>
-      </w:r>
-    </w:p>
+    <w:p/>
     <w:p>
       <w:pPr>
         <w:rPr>
@@ -1128,13 +1053,7 @@
         <w:t>.</w:t>
       </w:r>
     </w:p>
-    <w:p>
-      <w:r>
-        <w:pict w14:anchorId="7DAD0B42">
-          <v:rect id="_x0000_i1142" style="width:0;height:1.5pt" o:hralign="center" o:hrstd="t" o:hr="t" fillcolor="#a0a0a0" stroked="f"/>
-        </w:pict>
-      </w:r>
-    </w:p>
+    <w:p/>
     <w:p>
       <w:pPr>
         <w:rPr>
@@ -1167,23 +1086,7 @@
     </w:p>
     <w:p>
       <w:r>
-        <w:t xml:space="preserve">Hay momentos en los que el foco no se muestra </w:t>
-      </w:r>
-      <w:proofErr w:type="gramStart"/>
-      <w:r>
-        <w:t>claramente</w:t>
-      </w:r>
-      <w:proofErr w:type="gramEnd"/>
-      <w:r>
-        <w:t xml:space="preserve">, </w:t>
-      </w:r>
-      <w:proofErr w:type="gramStart"/>
-      <w:r>
-        <w:t>especialmente</w:t>
-      </w:r>
-      <w:proofErr w:type="gramEnd"/>
-      <w:r>
-        <w:t xml:space="preserve"> al cambiar entre secciones.</w:t>
+        <w:t>Hay momentos en los que el foco no se muestra claramente, especialmente al cambiar entre secciones.</w:t>
       </w:r>
     </w:p>
     <w:p>
@@ -1215,13 +1118,7 @@
         <w:t xml:space="preserve"> Añadir un contorno azul o amarillo muy visible.</w:t>
       </w:r>
     </w:p>
-    <w:p>
-      <w:r>
-        <w:pict w14:anchorId="7295CF05">
-          <v:rect id="_x0000_i1143" style="width:0;height:1.5pt" o:hralign="center" o:hrstd="t" o:hr="t" fillcolor="#a0a0a0" stroked="f"/>
-        </w:pict>
-      </w:r>
-    </w:p>
+    <w:p/>
     <w:p>
       <w:pPr>
         <w:rPr>
@@ -1316,13 +1213,7 @@
         <w:t xml:space="preserve"> Redefinir el orden de tabulación.</w:t>
       </w:r>
     </w:p>
-    <w:p>
-      <w:r>
-        <w:pict w14:anchorId="7833F051">
-          <v:rect id="_x0000_i1144" style="width:0;height:1.5pt" o:hralign="center" o:hrstd="t" o:hr="t" fillcolor="#a0a0a0" stroked="f"/>
-        </w:pict>
-      </w:r>
-    </w:p>
+    <w:p/>
     <w:p>
       <w:pPr>
         <w:rPr>
@@ -1372,13 +1263,7 @@
         <w:t xml:space="preserve"> Dividir por bloques.</w:t>
       </w:r>
     </w:p>
-    <w:p>
-      <w:r>
-        <w:pict w14:anchorId="7B975D37">
-          <v:rect id="_x0000_i1145" style="width:0;height:1.5pt" o:hralign="center" o:hrstd="t" o:hr="t" fillcolor="#a0a0a0" stroked="f"/>
-        </w:pict>
-      </w:r>
-    </w:p>
+    <w:p/>
     <w:p>
       <w:pPr>
         <w:rPr>
@@ -1448,13 +1333,7 @@
         <w:t>" enlazado a la acción.</w:t>
       </w:r>
     </w:p>
-    <w:p>
-      <w:r>
-        <w:pict w14:anchorId="78E008AE">
-          <v:rect id="_x0000_i1146" style="width:0;height:1.5pt" o:hralign="center" o:hrstd="t" o:hr="t" fillcolor="#a0a0a0" stroked="f"/>
-        </w:pict>
-      </w:r>
-    </w:p>
+    <w:p/>
     <w:p>
       <w:pPr>
         <w:rPr>
@@ -1523,13 +1402,7 @@
         <w:t xml:space="preserve"> como ENTRADA REMOTA</w:t>
       </w:r>
     </w:p>
-    <w:p>
-      <w:r>
-        <w:pict w14:anchorId="381115F1">
-          <v:rect id="_x0000_i1195" style="width:0;height:1.5pt" o:hralign="center" o:hrstd="t" o:hr="t" fillcolor="#a0a0a0" stroked="f"/>
-        </w:pict>
-      </w:r>
-    </w:p>
+    <w:p/>
     <w:p>
       <w:pPr>
         <w:rPr>
@@ -1597,13 +1470,7 @@
         <w:t>Acceder a la web, entrar y rellenar “Formación académica recibida”.</w:t>
       </w:r>
     </w:p>
-    <w:p>
-      <w:r>
-        <w:pict w14:anchorId="028380B7">
-          <v:rect id="_x0000_i1196" style="width:0;height:1.5pt" o:hralign="center" o:hrstd="t" o:hr="t" fillcolor="#a0a0a0" stroked="f"/>
-        </w:pict>
-      </w:r>
-    </w:p>
+    <w:p/>
     <w:p>
       <w:pPr>
         <w:rPr>
@@ -1663,13 +1530,7 @@
         <w:t xml:space="preserve"> y tamaño de campos.</w:t>
       </w:r>
     </w:p>
-    <w:p>
-      <w:r>
-        <w:pict w14:anchorId="09EDAEDF">
-          <v:rect id="_x0000_i1197" style="width:0;height:1.5pt" o:hralign="center" o:hrstd="t" o:hr="t" fillcolor="#a0a0a0" stroked="f"/>
-        </w:pict>
-      </w:r>
-    </w:p>
+    <w:p/>
     <w:p>
       <w:pPr>
         <w:rPr>
@@ -1713,23 +1574,15 @@
         <w:t xml:space="preserve"> o necesitar </w:t>
       </w:r>
       <w:proofErr w:type="spellStart"/>
-      <w:proofErr w:type="gramStart"/>
       <w:r>
         <w:t>click</w:t>
       </w:r>
       <w:proofErr w:type="spellEnd"/>
-      <w:proofErr w:type="gramEnd"/>
       <w:r>
         <w:t xml:space="preserve"> explícito.</w:t>
       </w:r>
     </w:p>
-    <w:p>
-      <w:r>
-        <w:pict w14:anchorId="7E5A51F0">
-          <v:rect id="_x0000_i1198" style="width:0;height:1.5pt" o:hralign="center" o:hrstd="t" o:hr="t" fillcolor="#a0a0a0" stroked="f"/>
-        </w:pict>
-      </w:r>
-    </w:p>
+    <w:p/>
     <w:p>
       <w:pPr>
         <w:rPr>
@@ -1805,13 +1658,7 @@
         <w:t>”.</w:t>
       </w:r>
     </w:p>
-    <w:p>
-      <w:r>
-        <w:pict w14:anchorId="6A066C78">
-          <v:rect id="_x0000_i1199" style="width:0;height:1.5pt" o:hralign="center" o:hrstd="t" o:hr="t" fillcolor="#a0a0a0" stroked="f"/>
-        </w:pict>
-      </w:r>
-    </w:p>
+    <w:p/>
     <w:p>
       <w:pPr>
         <w:rPr>
@@ -1855,13 +1702,7 @@
         <w:t>.</w:t>
       </w:r>
     </w:p>
-    <w:p>
-      <w:r>
-        <w:pict w14:anchorId="137C3819">
-          <v:rect id="_x0000_i1200" style="width:0;height:1.5pt" o:hralign="center" o:hrstd="t" o:hr="t" fillcolor="#a0a0a0" stroked="f"/>
-        </w:pict>
-      </w:r>
-    </w:p>
+    <w:p/>
     <w:p>
       <w:pPr>
         <w:rPr>
@@ -1921,13 +1762,7 @@
         <w:t xml:space="preserve"> visual inmediato (destello, animación).</w:t>
       </w:r>
     </w:p>
-    <w:p>
-      <w:r>
-        <w:pict w14:anchorId="1F80DE44">
-          <v:rect id="_x0000_i1201" style="width:0;height:1.5pt" o:hralign="center" o:hrstd="t" o:hr="t" fillcolor="#a0a0a0" stroked="f"/>
-        </w:pict>
-      </w:r>
-    </w:p>
+    <w:p/>
     <w:p>
       <w:pPr>
         <w:rPr>
@@ -7530,6 +7365,7 @@
   <w:style w:type="character" w:default="1" w:styleId="Fuentedeprrafopredeter">
     <w:name w:val="Default Paragraph Font"/>
     <w:uiPriority w:val="1"/>
+    <w:semiHidden/>
     <w:unhideWhenUsed/>
   </w:style>
   <w:style w:type="table" w:default="1" w:styleId="Tablanormal">
